--- a/docs/original/01_기획서.docx
+++ b/docs/original/01_기획서.docx
@@ -356,12 +356,7 @@
                 <w:szCs w:val="19"/>
                 <w:rtl w:val="0"/>
               </w:rPr>
-              <w:t xml:space="preserve">1.1</w:t>
-            </w:r>
-            <w:r>
-              <w:rPr>
-                <w:rtl w:val="0"/>
-              </w:rPr>
+              <w:t>1.2</w:t>
             </w:r>
           </w:p>
         </w:tc>
@@ -3397,7 +3392,7 @@
                 <w:szCs w:val="19"/>
                 <w:rtl w:val="0"/>
               </w:rPr>
-              <w:t xml:space="preserve">MySQL 8.0 (개발 단계 H2) </w:t>
+              <w:t>H2 (파일 DB)</w:t>
             </w:r>
           </w:p>
         </w:tc>
@@ -3417,7 +3412,7 @@
                 <w:szCs w:val="19"/>
                 <w:rtl w:val="0"/>
               </w:rPr>
-              <w:t xml:space="preserve">과정 표준. 개발 초기에는 설정 부담이 적은 H2 인메모리를 사용하고, 데이터 영속성이 필요한 시점에 MySQL로 전환 </w:t>
+              <w:t>팀 전원이 별도 설치 없이 바로 실행할 수 있고, 파일 모드라 서버를 재시작해도 데이터가 남는다. JPA를 쓰므로 운영 단계에서 MySQL로 옮겨도 코드 수정이 거의 없다 (이번 프로젝트 범위에서는 전환하지 않음)</w:t>
             </w:r>
           </w:p>
         </w:tc>
@@ -3661,7 +3656,7 @@
                 <w:szCs w:val="19"/>
                 <w:rtl w:val="0"/>
               </w:rPr>
-              <w:t xml:space="preserve">Lombok </w:t>
+              <w:t>(별도 라이브러리 없음)</w:t>
             </w:r>
           </w:p>
         </w:tc>
@@ -3681,7 +3676,7 @@
                 <w:szCs w:val="19"/>
                 <w:rtl w:val="0"/>
               </w:rPr>
-              <w:t xml:space="preserve">보일러플레이트 코드 감소 </w:t>
+              <w:t>Lombok 도입을 검토했으나, 엔티티 수가 많지 않아 getter·생성자를 직접 작성하는 쪽을 택했다</w:t>
             </w:r>
           </w:p>
         </w:tc>
@@ -3899,7 +3894,7 @@
                 <w:szCs w:val="19"/>
                 <w:rtl w:val="0"/>
               </w:rPr>
-              <w:t xml:space="preserve">관리자 대시보드, 일정</w:t>
+              <w:t>관리자 대시보드, 일정, 알림</w:t>
             </w:r>
           </w:p>
         </w:tc>
@@ -3982,7 +3977,7 @@
                 <w:szCs w:val="19"/>
                 <w:rtl w:val="0"/>
               </w:rPr>
-              <w:t xml:space="preserve">인증(로그인·권한), 직원 관리, 알림</w:t>
+              <w:t>인증(로그인·권한), 직원 관리</w:t>
             </w:r>
           </w:p>
         </w:tc>
@@ -5378,6 +5373,92 @@
                 <w:rtl w:val="0"/>
               </w:rPr>
               <w:t xml:space="preserve">이원준 작성 프로토타입 검증 결과 반영 — 기능 범위 확대(공지·알림·AI 실사 등), 기술 스택 정정, 예상 리스크 재작성 </w:t>
+            </w:r>
+          </w:p>
+        </w:tc>
+      </w:tr>
+      <w:tr>
+        <w:trPr>
+          <w:cantSplit w:val="0"/>
+          <w:tblHeader w:val="0"/>
+        </w:trPr>
+        <w:tc>
+          <w:tcPr/>
+          <w:p>
+            <w:pPr>
+              <w:spacing w:after="40" w:before="40" w:line="276" w:lineRule="auto"/>
+              <w:rPr>
+                <w:sz w:val="19"/>
+                <w:szCs w:val="19"/>
+              </w:rPr>
+            </w:pPr>
+            <w:r>
+              <w:rPr>
+                <w:sz w:val="19"/>
+                <w:szCs w:val="19"/>
+                <w:rtl w:val="0"/>
+              </w:rPr>
+              <w:t>1.2</w:t>
+            </w:r>
+          </w:p>
+        </w:tc>
+        <w:tc>
+          <w:tcPr/>
+          <w:p>
+            <w:pPr>
+              <w:spacing w:after="40" w:before="40" w:line="276" w:lineRule="auto"/>
+              <w:rPr>
+                <w:sz w:val="19"/>
+                <w:szCs w:val="19"/>
+              </w:rPr>
+            </w:pPr>
+            <w:r>
+              <w:rPr>
+                <w:sz w:val="19"/>
+                <w:szCs w:val="19"/>
+                <w:rtl w:val="0"/>
+              </w:rPr>
+              <w:t>2026-10-10</w:t>
+            </w:r>
+          </w:p>
+        </w:tc>
+        <w:tc>
+          <w:tcPr/>
+          <w:p>
+            <w:pPr>
+              <w:spacing w:after="40" w:before="40" w:line="276" w:lineRule="auto"/>
+              <w:rPr>
+                <w:sz w:val="19"/>
+                <w:szCs w:val="19"/>
+              </w:rPr>
+            </w:pPr>
+            <w:r>
+              <w:rPr>
+                <w:sz w:val="19"/>
+                <w:szCs w:val="19"/>
+                <w:rtl w:val="0"/>
+              </w:rPr>
+              <w:t>5조</w:t>
+            </w:r>
+          </w:p>
+        </w:tc>
+        <w:tc>
+          <w:tcPr/>
+          <w:p>
+            <w:pPr>
+              <w:spacing w:after="40" w:before="40" w:line="276" w:lineRule="auto"/>
+              <w:rPr>
+                <w:sz w:val="19"/>
+                <w:szCs w:val="19"/>
+              </w:rPr>
+            </w:pPr>
+            <w:r>
+              <w:rPr>
+                <w:sz w:val="19"/>
+                <w:szCs w:val="19"/>
+                <w:rtl w:val="0"/>
+              </w:rPr>
+              <w:t>구현 결과에 맞춰 정정 — DB(H2 파일 DB 유지, MySQL 미전환), Lombok 미사용, 알림 담당(김가현)</w:t>
             </w:r>
           </w:p>
         </w:tc>

--- a/docs/original/01_기획서.docx
+++ b/docs/original/01_기획서.docx
@@ -2531,12 +2531,12 @@
           <wp:inline distB="0" distT="0" distL="0" distR="0">
             <wp:extent cx="5807162" cy="7505700"/>
             <wp:effectExtent b="0" l="0" r="0" t="0"/>
-            <wp:docPr id="1692085507" name="image8.png"/>
+            <wp:docPr id="1692085507" name="image4.png"/>
             <a:graphic>
               <a:graphicData uri="http://schemas.openxmlformats.org/drawingml/2006/picture">
                 <pic:pic>
                   <pic:nvPicPr>
-                    <pic:cNvPr id="0" name="image8.png"/>
+                    <pic:cNvPr id="0" name="image4.png"/>
                     <pic:cNvPicPr preferRelativeResize="0"/>
                   </pic:nvPicPr>
                   <pic:blipFill>
@@ -2615,12 +2615,12 @@
           <wp:inline distB="0" distT="0" distL="0" distR="0">
             <wp:extent cx="3025632" cy="3726422"/>
             <wp:effectExtent b="0" l="0" r="0" t="0"/>
-            <wp:docPr id="1692085509" name="image5.png"/>
+            <wp:docPr id="1692085509" name="image3.png"/>
             <a:graphic>
               <a:graphicData uri="http://schemas.openxmlformats.org/drawingml/2006/picture">
                 <pic:pic>
                   <pic:nvPicPr>
-                    <pic:cNvPr id="0" name="image5.png"/>
+                    <pic:cNvPr id="0" name="image3.png"/>
                     <pic:cNvPicPr preferRelativeResize="0"/>
                   </pic:nvPicPr>
                   <pic:blipFill>
@@ -2683,12 +2683,12 @@
           <wp:inline distB="0" distT="0" distL="0" distR="0">
             <wp:extent cx="2913349" cy="3884466"/>
             <wp:effectExtent b="0" l="0" r="0" t="0"/>
-            <wp:docPr id="1692085508" name="image1.png"/>
+            <wp:docPr id="1692085508" name="image6.png"/>
             <a:graphic>
               <a:graphicData uri="http://schemas.openxmlformats.org/drawingml/2006/picture">
                 <pic:pic>
                   <pic:nvPicPr>
-                    <pic:cNvPr id="0" name="image1.png"/>
+                    <pic:cNvPr id="0" name="image6.png"/>
                     <pic:cNvPicPr preferRelativeResize="0"/>
                   </pic:nvPicPr>
                   <pic:blipFill>
@@ -2751,12 +2751,12 @@
           <wp:inline distB="0" distT="0" distL="0" distR="0">
             <wp:extent cx="5625443" cy="3863256"/>
             <wp:effectExtent b="0" l="0" r="0" t="0"/>
-            <wp:docPr id="1692085511" name="image3.png"/>
+            <wp:docPr id="1692085511" name="image8.png"/>
             <a:graphic>
               <a:graphicData uri="http://schemas.openxmlformats.org/drawingml/2006/picture">
                 <pic:pic>
                   <pic:nvPicPr>
-                    <pic:cNvPr id="0" name="image3.png"/>
+                    <pic:cNvPr id="0" name="image8.png"/>
                     <pic:cNvPicPr preferRelativeResize="0"/>
                   </pic:nvPicPr>
                   <pic:blipFill>
@@ -2819,12 +2819,12 @@
           <wp:inline distB="0" distT="0" distL="0" distR="0">
             <wp:extent cx="2803929" cy="3783081"/>
             <wp:effectExtent b="0" l="0" r="0" t="0"/>
-            <wp:docPr id="1692085510" name="image4.png"/>
+            <wp:docPr id="1692085510" name="image2.png"/>
             <a:graphic>
               <a:graphicData uri="http://schemas.openxmlformats.org/drawingml/2006/picture">
                 <pic:pic>
                   <pic:nvPicPr>
-                    <pic:cNvPr id="0" name="image4.png"/>
+                    <pic:cNvPr id="0" name="image2.png"/>
                     <pic:cNvPicPr preferRelativeResize="0"/>
                   </pic:nvPicPr>
                   <pic:blipFill>
@@ -2854,12 +2854,12 @@
           <wp:inline distB="0" distT="0" distL="0" distR="0">
             <wp:extent cx="2823788" cy="3780051"/>
             <wp:effectExtent b="0" l="0" r="0" t="0"/>
-            <wp:docPr id="1692085513" name="image7.png"/>
+            <wp:docPr id="1692085513" name="image1.png"/>
             <a:graphic>
               <a:graphicData uri="http://schemas.openxmlformats.org/drawingml/2006/picture">
                 <pic:pic>
                   <pic:nvPicPr>
-                    <pic:cNvPr id="0" name="image7.png"/>
+                    <pic:cNvPr id="0" name="image1.png"/>
                     <pic:cNvPicPr preferRelativeResize="0"/>
                   </pic:nvPicPr>
                   <pic:blipFill>
@@ -2921,12 +2921,12 @@
           <wp:inline distB="0" distT="0" distL="0" distR="0">
             <wp:extent cx="2777451" cy="3714987"/>
             <wp:effectExtent b="0" l="0" r="0" t="0"/>
-            <wp:docPr id="1692085512" name="image2.png"/>
+            <wp:docPr id="1692085512" name="image5.png"/>
             <a:graphic>
               <a:graphicData uri="http://schemas.openxmlformats.org/drawingml/2006/picture">
                 <pic:pic>
                   <pic:nvPicPr>
-                    <pic:cNvPr id="0" name="image2.png"/>
+                    <pic:cNvPr id="0" name="image5.png"/>
                     <pic:cNvPicPr preferRelativeResize="0"/>
                   </pic:nvPicPr>
                   <pic:blipFill>
@@ -2988,12 +2988,12 @@
           <wp:inline distB="0" distT="0" distL="0" distR="0">
             <wp:extent cx="5704719" cy="3839927"/>
             <wp:effectExtent b="0" l="0" r="0" t="0"/>
-            <wp:docPr id="1692085514" name="image6.png"/>
+            <wp:docPr id="1692085514" name="image7.png"/>
             <a:graphic>
               <a:graphicData uri="http://schemas.openxmlformats.org/drawingml/2006/picture">
                 <pic:pic>
                   <pic:nvPicPr>
-                    <pic:cNvPr id="0" name="image6.png"/>
+                    <pic:cNvPr id="0" name="image7.png"/>
                     <pic:cNvPicPr preferRelativeResize="0"/>
                   </pic:nvPicPr>
                   <pic:blipFill>
@@ -3894,7 +3894,7 @@
                 <w:szCs w:val="19"/>
                 <w:rtl w:val="0"/>
               </w:rPr>
-              <w:t>관리자 대시보드, 일정, 알림</w:t>
+              <w:t xml:space="preserve">관리자 대시보드, 일정, 알림</w:t>
             </w:r>
           </w:p>
         </w:tc>
@@ -3977,7 +3977,7 @@
                 <w:szCs w:val="19"/>
                 <w:rtl w:val="0"/>
               </w:rPr>
-              <w:t>인증(로그인·권한), 직원 관리</w:t>
+              <w:t xml:space="preserve">인증(로그인·권한), 직원 관리</w:t>
             </w:r>
           </w:p>
         </w:tc>
